--- a/DataValidator/bin/Debug/ТестКейс.docx
+++ b/DataValidator/bin/Debug/ТестКейс.docx
@@ -37,7 +37,17 @@
                 <w:sz w:val="24"/>
                 <w:szCs w:val="24"/>
               </w:rPr>
-              <w:t>Проверка ФИО на запрещенные символы</w:t>
+              <w:t xml:space="preserve">Проверка </w:t>
+            </w:r>
+            <w:r>
+              <w:rPr>
+                <w:rFonts w:ascii="Times New Roman" w:hAnsi="Times New Roman" w:cs="Times New Roman"/>
+                <w:b/>
+                <w:color w:val="FF0000"/>
+                <w:sz w:val="24"/>
+                <w:szCs w:val="24"/>
+              </w:rPr>
+              <w:t>ФИО на наличие специальных символов</w:t>
             </w:r>
           </w:p>
         </w:tc>
@@ -57,7 +67,6 @@
                 <w:szCs w:val="24"/>
               </w:rPr>
             </w:pPr>
-            <w:bookmarkStart w:id="0" w:name="Result1" w:colFirst="2" w:colLast="2"/>
             <w:r>
               <w:rPr>
                 <w:rFonts w:ascii="Times New Roman" w:hAnsi="Times New Roman" w:cs="Times New Roman"/>
@@ -115,19 +124,17 @@
                 <w:sz w:val="24"/>
                 <w:szCs w:val="24"/>
               </w:rPr>
-              <w:t>УСПЕШНО</w:t>
+              <w:t>Результат</w:t>
             </w:r>
-          </w:p>
-          <w:p>
-            <w:pPr>
-              <w:jc w:val="center"/>
+            <w:r>
               <w:rPr>
                 <w:rFonts w:ascii="Times New Roman" w:hAnsi="Times New Roman" w:cs="Times New Roman"/>
                 <w:b/>
                 <w:sz w:val="24"/>
                 <w:szCs w:val="24"/>
               </w:rPr>
-            </w:pPr>
+              <w:t xml:space="preserve"> </w:t>
+            </w:r>
             <w:r>
               <w:rPr>
                 <w:rFonts w:ascii="Times New Roman" w:hAnsi="Times New Roman" w:cs="Times New Roman"/>
@@ -135,7 +142,16 @@
                 <w:sz w:val="24"/>
                 <w:szCs w:val="24"/>
               </w:rPr>
-              <w:t>(ФИО не содержит цифр: Кузнецов^ Кузьма^ Кузьмич)</w:t>
+              <w:br/>
+            </w:r>
+            <w:r>
+              <w:rPr>
+                <w:rFonts w:ascii="Times New Roman" w:hAnsi="Times New Roman" w:cs="Times New Roman"/>
+                <w:b/>
+                <w:sz w:val="24"/>
+                <w:szCs w:val="24"/>
+              </w:rPr>
+              <w:t>(Успешно/Не успешно)</w:t>
             </w:r>
           </w:p>
         </w:tc>
@@ -153,7 +169,7 @@
                 <w:szCs w:val="24"/>
               </w:rPr>
             </w:pPr>
-            <w:bookmarkStart w:id="1" w:name="Result2" w:colFirst="2" w:colLast="2"/>
+            <w:bookmarkStart w:id="0" w:name="Result1"/>
             <w:bookmarkEnd w:id="0"/>
           </w:p>
         </w:tc>
@@ -169,6 +185,8 @@
                 <w:szCs w:val="24"/>
               </w:rPr>
             </w:pPr>
+            <w:bookmarkStart w:id="1" w:name="Result2"/>
+            <w:bookmarkEnd w:id="1"/>
           </w:p>
         </w:tc>
         <w:tc>
@@ -184,32 +202,9 @@
               </w:rPr>
             </w:pPr>
             <w:bookmarkStart w:id="2" w:name="СпецСимвол1"/>
+            <w:bookmarkStart w:id="3" w:name="Result3"/>
             <w:bookmarkEnd w:id="2"/>
-            <w:r>
-              <w:rPr>
-                <w:rFonts w:ascii="Times New Roman" w:hAnsi="Times New Roman" w:cs="Times New Roman"/>
-                <w:sz w:val="24"/>
-                <w:szCs w:val="24"/>
-              </w:rPr>
-              <w:t>НЕ УСПЕШНО</w:t>
-            </w:r>
-          </w:p>
-          <w:p>
-            <w:pPr>
-              <w:rPr>
-                <w:rFonts w:ascii="Times New Roman" w:hAnsi="Times New Roman" w:cs="Times New Roman"/>
-                <w:sz w:val="24"/>
-                <w:szCs w:val="24"/>
-              </w:rPr>
-            </w:pPr>
-            <w:r>
-              <w:rPr>
-                <w:rFonts w:ascii="Times New Roman" w:hAnsi="Times New Roman" w:cs="Times New Roman"/>
-                <w:sz w:val="24"/>
-                <w:szCs w:val="24"/>
-              </w:rPr>
-              <w:t>(ФИО содержит спецсимволы: Кузнецов^ Кузьма^ Кузьмич)</w:t>
-            </w:r>
+            <w:bookmarkEnd w:id="3"/>
           </w:p>
         </w:tc>
       </w:tr>
@@ -226,8 +221,6 @@
                 <w:szCs w:val="24"/>
               </w:rPr>
             </w:pPr>
-            <w:bookmarkStart w:id="3" w:name="Result3" w:colFirst="2" w:colLast="2"/>
-            <w:bookmarkEnd w:id="1"/>
           </w:p>
         </w:tc>
         <w:tc>
@@ -256,80 +249,9 @@
                 <w:szCs w:val="24"/>
               </w:rPr>
             </w:pPr>
-            <w:bookmarkStart w:id="4" w:name="СпецСимвол2"/>
-            <w:bookmarkEnd w:id="4"/>
-            <w:r>
-              <w:rPr>
-                <w:rFonts w:ascii="Times New Roman" w:hAnsi="Times New Roman" w:cs="Times New Roman"/>
-                <w:sz w:val="24"/>
-                <w:szCs w:val="24"/>
-              </w:rPr>
-              <w:t>НЕ УСПЕШНО</w:t>
-            </w:r>
-          </w:p>
-          <w:p>
-            <w:pPr>
-              <w:rPr>
-                <w:rFonts w:ascii="Times New Roman" w:hAnsi="Times New Roman" w:cs="Times New Roman"/>
-                <w:sz w:val="24"/>
-                <w:szCs w:val="24"/>
-              </w:rPr>
-            </w:pPr>
-          </w:p>
-          <w:p>
-            <w:pPr>
-              <w:rPr>
-                <w:rFonts w:ascii="Times New Roman" w:hAnsi="Times New Roman" w:cs="Times New Roman"/>
-                <w:sz w:val="24"/>
-                <w:szCs w:val="24"/>
-              </w:rPr>
-            </w:pPr>
-            <w:r>
-              <w:rPr>
-                <w:rFonts w:ascii="Times New Roman" w:hAnsi="Times New Roman" w:cs="Times New Roman"/>
-                <w:sz w:val="24"/>
-                <w:szCs w:val="24"/>
-              </w:rPr>
-              <w:t>Полученное ФИО: Кузнецов^ Кузьма^ Кузьмич</w:t>
-            </w:r>
-          </w:p>
-          <w:p>
-            <w:pPr>
-              <w:rPr>
-                <w:rFonts w:ascii="Times New Roman" w:hAnsi="Times New Roman" w:cs="Times New Roman"/>
-                <w:sz w:val="24"/>
-                <w:szCs w:val="24"/>
-              </w:rPr>
-            </w:pPr>
-            <w:r>
-              <w:rPr>
-                <w:rFonts w:ascii="Times New Roman" w:hAnsi="Times New Roman" w:cs="Times New Roman"/>
-                <w:sz w:val="24"/>
-                <w:szCs w:val="24"/>
-              </w:rPr>
-              <w:t>Причина: ФИО содержит спецсимволы</w:t>
-            </w:r>
-          </w:p>
-          <w:p>
-            <w:pPr>
-              <w:rPr>
-                <w:rFonts w:ascii="Times New Roman" w:hAnsi="Times New Roman" w:cs="Times New Roman"/>
-                <w:sz w:val="24"/>
-                <w:szCs w:val="24"/>
-              </w:rPr>
-            </w:pPr>
-            <w:r>
-              <w:rPr>
-                <w:rFonts w:ascii="Times New Roman" w:hAnsi="Times New Roman" w:cs="Times New Roman"/>
-                <w:sz w:val="24"/>
-                <w:szCs w:val="24"/>
-              </w:rPr>
-              <w:t>Валидация не пройдена!</w:t>
-            </w:r>
           </w:p>
         </w:tc>
       </w:tr>
-      <w:bookmarkEnd w:id="3"/>
     </w:tbl>
     <w:p>
       <w:pPr>
@@ -1254,7 +1176,7 @@
 </file>
 
 <file path=customXml/itemProps1.xml><?xml version="1.0" encoding="utf-8"?>
-<ds:datastoreItem xmlns:ds="http://schemas.openxmlformats.org/officeDocument/2006/customXml" ds:itemID="{C2EEBEE9-92DE-4F6D-ADD9-FC3E415DE15D}">
+<ds:datastoreItem xmlns:ds="http://schemas.openxmlformats.org/officeDocument/2006/customXml" ds:itemID="{5049EF57-837D-4EA6-A682-87A561B86D2A}">
   <ds:schemaRefs>
     <ds:schemaRef ds:uri="http://schemas.openxmlformats.org/officeDocument/2006/bibliography"/>
   </ds:schemaRefs>
